--- a/SWARD/Lectures/Lecture 2.docx
+++ b/SWARD/Lectures/Lecture 2.docx
@@ -69,37 +69,47 @@
           <w:szCs w:val="22"/>
           <w:u w:val="single"/>
         </w:rPr>
-        <w:t>What is the difference between Micro-Architecture and Macro-Architecture?</w:t>
-      </w:r>
-      <w:r>
-        <w:rPr>
-          <w:b/>
-          <w:bCs/>
-          <w:color w:val="000000" w:themeColor="text1"/>
-          <w:sz w:val="22"/>
-          <w:szCs w:val="22"/>
-          <w:u w:val="single"/>
-        </w:rPr>
-        <w:t>:</w:t>
-      </w:r>
-    </w:p>
-    <w:p>
-      <w:pPr>
-        <w:rPr>
-          <w:color w:val="000000" w:themeColor="text1"/>
-          <w:sz w:val="22"/>
-          <w:szCs w:val="22"/>
-        </w:rPr>
-      </w:pPr>
-      <w:r>
-        <w:rPr>
-          <w:b/>
-          <w:bCs/>
-          <w:color w:val="000000" w:themeColor="text1"/>
-          <w:sz w:val="22"/>
-          <w:szCs w:val="22"/>
-        </w:rPr>
-        <w:t>macro-architecture</w:t>
+        <w:t>What is the difference between Micro-Architecture and Macro-</w:t>
+      </w:r>
+      <w:r>
+        <w:rPr>
+          <w:b/>
+          <w:bCs/>
+          <w:color w:val="000000" w:themeColor="text1"/>
+          <w:sz w:val="22"/>
+          <w:szCs w:val="22"/>
+          <w:u w:val="single"/>
+        </w:rPr>
+        <w:t>Architecture?</w:t>
+      </w:r>
+    </w:p>
+    <w:p>
+      <w:pPr>
+        <w:rPr>
+          <w:color w:val="000000" w:themeColor="text1"/>
+          <w:sz w:val="22"/>
+          <w:szCs w:val="22"/>
+        </w:rPr>
+      </w:pPr>
+      <w:r>
+        <w:rPr>
+          <w:b/>
+          <w:bCs/>
+          <w:color w:val="000000" w:themeColor="text1"/>
+          <w:sz w:val="22"/>
+          <w:szCs w:val="22"/>
+        </w:rPr>
+        <w:t>Macro</w:t>
+      </w:r>
+      <w:r>
+        <w:rPr>
+          <w:b/>
+          <w:bCs/>
+          <w:color w:val="000000" w:themeColor="text1"/>
+          <w:sz w:val="22"/>
+          <w:szCs w:val="22"/>
+        </w:rPr>
+        <w:t>-architecture</w:t>
       </w:r>
       <w:r>
         <w:rPr>
@@ -115,7 +125,15 @@
           <w:sz w:val="22"/>
           <w:szCs w:val="22"/>
         </w:rPr>
-        <w:t>Architecure model.</w:t>
+        <w:t>Architecture</w:t>
+      </w:r>
+      <w:r>
+        <w:rPr>
+          <w:color w:val="000000" w:themeColor="text1"/>
+          <w:sz w:val="22"/>
+          <w:szCs w:val="22"/>
+        </w:rPr>
+        <w:t xml:space="preserve"> model.</w:t>
       </w:r>
     </w:p>
     <w:p>
@@ -246,7 +264,23 @@
           <w:sz w:val="22"/>
           <w:szCs w:val="22"/>
         </w:rPr>
-        <w:t>communication skills, stakerholder management, and mentoring.</w:t>
+        <w:t xml:space="preserve">communication skills, </w:t>
+      </w:r>
+      <w:r>
+        <w:rPr>
+          <w:color w:val="000000" w:themeColor="text1"/>
+          <w:sz w:val="22"/>
+          <w:szCs w:val="22"/>
+        </w:rPr>
+        <w:t>stakeholder</w:t>
+      </w:r>
+      <w:r>
+        <w:rPr>
+          <w:color w:val="000000" w:themeColor="text1"/>
+          <w:sz w:val="22"/>
+          <w:szCs w:val="22"/>
+        </w:rPr>
+        <w:t xml:space="preserve"> management, and mentoring.</w:t>
       </w:r>
     </w:p>
     <w:p>
@@ -278,90 +312,99 @@
           <w:szCs w:val="28"/>
           <w:u w:val="single"/>
         </w:rPr>
-        <w:t>Recap: Quality and ISO 25010</w:t>
-      </w:r>
-      <w:r>
-        <w:rPr>
-          <w:b/>
-          <w:bCs/>
-          <w:color w:val="000000" w:themeColor="text1"/>
-          <w:sz w:val="28"/>
-          <w:szCs w:val="28"/>
-          <w:u w:val="single"/>
+        <w:t>Recap: Quality and ISO 25010:</w:t>
+      </w:r>
+    </w:p>
+    <w:p>
+      <w:pPr>
+        <w:rPr>
+          <w:color w:val="000000" w:themeColor="text1"/>
+          <w:sz w:val="22"/>
+          <w:szCs w:val="22"/>
+        </w:rPr>
+      </w:pPr>
+      <w:r>
+        <w:rPr>
+          <w:b/>
+          <w:bCs/>
+          <w:color w:val="000000" w:themeColor="text1"/>
+          <w:sz w:val="22"/>
+          <w:szCs w:val="22"/>
+        </w:rPr>
+        <w:t xml:space="preserve">What is Software </w:t>
+      </w:r>
+      <w:proofErr w:type="gramStart"/>
+      <w:r>
+        <w:rPr>
+          <w:b/>
+          <w:bCs/>
+          <w:color w:val="000000" w:themeColor="text1"/>
+          <w:sz w:val="22"/>
+          <w:szCs w:val="22"/>
+        </w:rPr>
+        <w:t>Quality?:</w:t>
+      </w:r>
+      <w:proofErr w:type="gramEnd"/>
+      <w:r>
+        <w:rPr>
+          <w:b/>
+          <w:bCs/>
+          <w:color w:val="000000" w:themeColor="text1"/>
+          <w:sz w:val="22"/>
+          <w:szCs w:val="22"/>
+        </w:rPr>
+        <w:t xml:space="preserve"> </w:t>
+      </w:r>
+      <w:r>
+        <w:rPr>
+          <w:color w:val="000000" w:themeColor="text1"/>
+          <w:sz w:val="22"/>
+          <w:szCs w:val="22"/>
+        </w:rPr>
+        <w:t>it’s the degree to which a software satisfies its implicit and explicit requirements, whether its functional or non-functional</w:t>
+      </w:r>
+      <w:r>
+        <w:rPr>
+          <w:color w:val="000000" w:themeColor="text1"/>
+          <w:sz w:val="22"/>
+          <w:szCs w:val="22"/>
+        </w:rPr>
+        <w:t>. implicit means are taken for granted and not mentioned in the requirements.</w:t>
+      </w:r>
+    </w:p>
+    <w:p>
+      <w:pPr>
+        <w:rPr>
+          <w:b/>
+          <w:bCs/>
+          <w:color w:val="000000" w:themeColor="text1"/>
+        </w:rPr>
+      </w:pPr>
+      <w:r>
+        <w:rPr>
+          <w:b/>
+          <w:bCs/>
+          <w:color w:val="000000" w:themeColor="text1"/>
+        </w:rPr>
+        <w:t xml:space="preserve">example </w:t>
+      </w:r>
+      <w:proofErr w:type="spellStart"/>
+      <w:r>
+        <w:rPr>
+          <w:b/>
+          <w:bCs/>
+          <w:color w:val="000000" w:themeColor="text1"/>
+        </w:rPr>
+        <w:t>ChatApp</w:t>
+      </w:r>
+      <w:proofErr w:type="spellEnd"/>
+      <w:r>
+        <w:rPr>
+          <w:b/>
+          <w:bCs/>
+          <w:color w:val="000000" w:themeColor="text1"/>
         </w:rPr>
         <w:t>:</w:t>
-      </w:r>
-    </w:p>
-    <w:p>
-      <w:pPr>
-        <w:rPr>
-          <w:color w:val="000000" w:themeColor="text1"/>
-          <w:sz w:val="22"/>
-          <w:szCs w:val="22"/>
-        </w:rPr>
-      </w:pPr>
-      <w:r>
-        <w:rPr>
-          <w:b/>
-          <w:bCs/>
-          <w:color w:val="000000" w:themeColor="text1"/>
-          <w:sz w:val="22"/>
-          <w:szCs w:val="22"/>
-        </w:rPr>
-        <w:t>What is Software Quality?</w:t>
-      </w:r>
-      <w:r>
-        <w:rPr>
-          <w:b/>
-          <w:bCs/>
-          <w:color w:val="000000" w:themeColor="text1"/>
-          <w:sz w:val="22"/>
-          <w:szCs w:val="22"/>
-        </w:rPr>
-        <w:t>:</w:t>
-      </w:r>
-      <w:r>
-        <w:rPr>
-          <w:b/>
-          <w:bCs/>
-          <w:color w:val="000000" w:themeColor="text1"/>
-          <w:sz w:val="22"/>
-          <w:szCs w:val="22"/>
-        </w:rPr>
-        <w:t xml:space="preserve"> </w:t>
-      </w:r>
-      <w:r>
-        <w:rPr>
-          <w:color w:val="000000" w:themeColor="text1"/>
-          <w:sz w:val="22"/>
-          <w:szCs w:val="22"/>
-        </w:rPr>
-        <w:t>it’s the degree to which a software satisfies its implicit and explicit requirements, whether its functional or non-functional</w:t>
-      </w:r>
-      <w:r>
-        <w:rPr>
-          <w:color w:val="000000" w:themeColor="text1"/>
-          <w:sz w:val="22"/>
-          <w:szCs w:val="22"/>
-        </w:rPr>
-        <w:t>. implicit means are taken for granted and not mentioned in the requirements.</w:t>
-      </w:r>
-    </w:p>
-    <w:p>
-      <w:pPr>
-        <w:rPr>
-          <w:b/>
-          <w:bCs/>
-          <w:color w:val="000000" w:themeColor="text1"/>
-        </w:rPr>
-      </w:pPr>
-      <w:r>
-        <w:rPr>
-          <w:b/>
-          <w:bCs/>
-          <w:color w:val="000000" w:themeColor="text1"/>
-        </w:rPr>
-        <w:t>example ChatApp:</w:t>
       </w:r>
     </w:p>
     <w:p>
@@ -418,7 +461,19 @@
           <w:szCs w:val="22"/>
           <w:u w:val="single"/>
         </w:rPr>
-        <w:t>Which requirements would you mention explicitly?</w:t>
+        <w:t xml:space="preserve">Which requirements would you mention </w:t>
+      </w:r>
+      <w:proofErr w:type="gramStart"/>
+      <w:r>
+        <w:rPr>
+          <w:b/>
+          <w:bCs/>
+          <w:color w:val="000000" w:themeColor="text1"/>
+          <w:sz w:val="22"/>
+          <w:szCs w:val="22"/>
+          <w:u w:val="single"/>
+        </w:rPr>
+        <w:t>explicitly?</w:t>
       </w:r>
       <w:r>
         <w:rPr>
@@ -431,6 +486,7 @@
         </w:rPr>
         <w:t>:</w:t>
       </w:r>
+      <w:proofErr w:type="gramEnd"/>
       <w:r>
         <w:rPr>
           <w:b/>
@@ -581,7 +637,19 @@
           <w:szCs w:val="22"/>
           <w:u w:val="single"/>
         </w:rPr>
-        <w:t>Which requirements would you take for granted?</w:t>
+        <w:t xml:space="preserve">Which requirements would you take for </w:t>
+      </w:r>
+      <w:proofErr w:type="gramStart"/>
+      <w:r>
+        <w:rPr>
+          <w:b/>
+          <w:bCs/>
+          <w:color w:val="000000" w:themeColor="text1"/>
+          <w:sz w:val="22"/>
+          <w:szCs w:val="22"/>
+          <w:u w:val="single"/>
+        </w:rPr>
+        <w:t>granted?</w:t>
       </w:r>
       <w:r>
         <w:rPr>
@@ -594,6 +662,7 @@
         </w:rPr>
         <w:t>:</w:t>
       </w:r>
+      <w:proofErr w:type="gramEnd"/>
     </w:p>
     <w:p>
       <w:pPr>
@@ -613,6 +682,7 @@
         </w:rPr>
         <w:t>• </w:t>
       </w:r>
+      <w:proofErr w:type="gramStart"/>
       <w:r>
         <w:rPr>
           <w:b/>
@@ -649,8 +719,29 @@
           <w:sz w:val="22"/>
           <w:szCs w:val="22"/>
         </w:rPr>
-        <w:t>Availability</w:t>
-      </w:r>
+        <w:t xml:space="preserve"> </w:t>
+      </w:r>
+      <w:r>
+        <w:rPr>
+          <w:b/>
+          <w:bCs/>
+          <w:color w:val="000000" w:themeColor="text1"/>
+          <w:sz w:val="22"/>
+          <w:szCs w:val="22"/>
+        </w:rPr>
+        <w:t>Performanc</w:t>
+      </w:r>
+      <w:r>
+        <w:rPr>
+          <w:b/>
+          <w:bCs/>
+          <w:color w:val="000000" w:themeColor="text1"/>
+          <w:sz w:val="22"/>
+          <w:szCs w:val="22"/>
+        </w:rPr>
+        <w:t>e</w:t>
+      </w:r>
+      <w:proofErr w:type="gramEnd"/>
       <w:r>
         <w:rPr>
           <w:b/>
@@ -669,26 +760,6 @@
           <w:sz w:val="22"/>
           <w:szCs w:val="22"/>
         </w:rPr>
-        <w:t>Performanc</w:t>
-      </w:r>
-      <w:r>
-        <w:rPr>
-          <w:b/>
-          <w:bCs/>
-          <w:color w:val="000000" w:themeColor="text1"/>
-          <w:sz w:val="22"/>
-          <w:szCs w:val="22"/>
-        </w:rPr>
-        <w:t xml:space="preserve">e, </w:t>
-      </w:r>
-      <w:r>
-        <w:rPr>
-          <w:b/>
-          <w:bCs/>
-          <w:color w:val="000000" w:themeColor="text1"/>
-          <w:sz w:val="22"/>
-          <w:szCs w:val="22"/>
-        </w:rPr>
         <w:t>Reliability</w:t>
       </w:r>
       <w:r>
@@ -730,6 +801,16 @@
           <w:szCs w:val="22"/>
         </w:rPr>
         <w:t>Scalability</w:t>
+      </w:r>
+      <w:r>
+        <w:rPr>
+          <w:b/>
+          <w:bCs/>
+          <w:color w:val="000000" w:themeColor="text1"/>
+          <w:sz w:val="22"/>
+          <w:szCs w:val="22"/>
+        </w:rPr>
+        <w:t>, Maintainability</w:t>
       </w:r>
       <w:r>
         <w:rPr>
@@ -914,28 +995,201 @@
           <w:u w:val="single"/>
         </w:rPr>
       </w:pPr>
-    </w:p>
-    <w:p>
-      <w:pPr>
-        <w:rPr>
-          <w:b/>
-          <w:bCs/>
-          <w:color w:val="000000" w:themeColor="text1"/>
-          <w:sz w:val="22"/>
-          <w:szCs w:val="22"/>
-          <w:u w:val="single"/>
-        </w:rPr>
-      </w:pPr>
-      <w:r>
-        <w:rPr>
-          <w:b/>
-          <w:bCs/>
-          <w:color w:val="000000" w:themeColor="text1"/>
-          <w:sz w:val="22"/>
-          <w:szCs w:val="22"/>
-          <w:u w:val="single"/>
-        </w:rPr>
-        <w:t>How can we check if a software architecture is good/bad for a specific quality attribute?</w:t>
+      <w:r>
+        <w:rPr>
+          <w:b/>
+          <w:bCs/>
+          <w:color w:val="000000" w:themeColor="text1"/>
+          <w:sz w:val="22"/>
+          <w:szCs w:val="22"/>
+          <w:u w:val="single"/>
+        </w:rPr>
+        <w:t xml:space="preserve">                                                                                                                                                                                                                                                                                                                                                                                             </w:t>
+      </w:r>
+    </w:p>
+    <w:p>
+      <w:pPr>
+        <w:rPr>
+          <w:b/>
+          <w:bCs/>
+          <w:color w:val="000000" w:themeColor="text1"/>
+          <w:sz w:val="22"/>
+          <w:szCs w:val="22"/>
+          <w:u w:val="single"/>
+        </w:rPr>
+      </w:pPr>
+      <w:r>
+        <w:rPr>
+          <w:b/>
+          <w:bCs/>
+          <w:color w:val="000000" w:themeColor="text1"/>
+          <w:sz w:val="22"/>
+          <w:szCs w:val="22"/>
+          <w:u w:val="single"/>
+        </w:rPr>
+        <w:t xml:space="preserve">How can we check if </w:t>
+      </w:r>
+      <w:proofErr w:type="gramStart"/>
+      <w:r>
+        <w:rPr>
+          <w:b/>
+          <w:bCs/>
+          <w:color w:val="000000" w:themeColor="text1"/>
+          <w:sz w:val="22"/>
+          <w:szCs w:val="22"/>
+          <w:u w:val="single"/>
+        </w:rPr>
+        <w:t>a software</w:t>
+      </w:r>
+      <w:proofErr w:type="gramEnd"/>
+      <w:r>
+        <w:rPr>
+          <w:b/>
+          <w:bCs/>
+          <w:color w:val="000000" w:themeColor="text1"/>
+          <w:sz w:val="22"/>
+          <w:szCs w:val="22"/>
+          <w:u w:val="single"/>
+        </w:rPr>
+        <w:t xml:space="preserve"> architecture is good/bad for a specific quality </w:t>
+      </w:r>
+      <w:proofErr w:type="gramStart"/>
+      <w:r>
+        <w:rPr>
+          <w:b/>
+          <w:bCs/>
+          <w:color w:val="000000" w:themeColor="text1"/>
+          <w:sz w:val="22"/>
+          <w:szCs w:val="22"/>
+          <w:u w:val="single"/>
+        </w:rPr>
+        <w:t>attribute?:</w:t>
+      </w:r>
+      <w:proofErr w:type="gramEnd"/>
+    </w:p>
+    <w:p>
+      <w:pPr>
+        <w:rPr>
+          <w:color w:val="000000" w:themeColor="text1"/>
+          <w:sz w:val="22"/>
+          <w:szCs w:val="22"/>
+        </w:rPr>
+      </w:pPr>
+      <w:r>
+        <w:rPr>
+          <w:color w:val="000000" w:themeColor="text1"/>
+          <w:sz w:val="22"/>
+          <w:szCs w:val="22"/>
+        </w:rPr>
+        <w:t>To check an architecture for a quality attribute, write a measurable scenario (stimulus + measure), then verify the architecture has the tactics to achieve that measure. Your login-blocking test is correct in spirit, but must specify under what conditions, how fast, and for how long </w:t>
+      </w:r>
+      <w:proofErr w:type="gramStart"/>
+      <w:r>
+        <w:rPr>
+          <w:color w:val="000000" w:themeColor="text1"/>
+          <w:sz w:val="22"/>
+          <w:szCs w:val="22"/>
+        </w:rPr>
+        <w:t>to be a true quality attribute test</w:t>
+      </w:r>
+      <w:proofErr w:type="gramEnd"/>
+      <w:r>
+        <w:rPr>
+          <w:color w:val="000000" w:themeColor="text1"/>
+          <w:sz w:val="22"/>
+          <w:szCs w:val="22"/>
+        </w:rPr>
+        <w:t xml:space="preserve"> rather than a functional test.</w:t>
+      </w:r>
+    </w:p>
+    <w:p>
+      <w:pPr>
+        <w:rPr>
+          <w:color w:val="000000" w:themeColor="text1"/>
+          <w:sz w:val="22"/>
+          <w:szCs w:val="22"/>
+        </w:rPr>
+      </w:pPr>
+    </w:p>
+    <w:p>
+      <w:pPr>
+        <w:rPr>
+          <w:b/>
+          <w:bCs/>
+          <w:color w:val="000000" w:themeColor="text1"/>
+          <w:sz w:val="22"/>
+          <w:szCs w:val="22"/>
+          <w:u w:val="single"/>
+        </w:rPr>
+      </w:pPr>
+      <w:r>
+        <w:rPr>
+          <w:b/>
+          <w:bCs/>
+          <w:color w:val="000000" w:themeColor="text1"/>
+          <w:sz w:val="22"/>
+          <w:szCs w:val="22"/>
+          <w:u w:val="single"/>
+        </w:rPr>
+        <w:t>How do we specify measurable quality goals for our architecture?</w:t>
+      </w:r>
+      <w:r>
+        <w:rPr>
+          <w:b/>
+          <w:bCs/>
+          <w:color w:val="000000" w:themeColor="text1"/>
+          <w:sz w:val="22"/>
+          <w:szCs w:val="22"/>
+          <w:u w:val="single"/>
+        </w:rPr>
+        <w:t xml:space="preserve"> aka </w:t>
+      </w:r>
+      <w:r>
+        <w:rPr>
+          <w:b/>
+          <w:bCs/>
+          <w:color w:val="000000" w:themeColor="text1"/>
+          <w:sz w:val="22"/>
+          <w:szCs w:val="22"/>
+          <w:u w:val="single"/>
+        </w:rPr>
+        <w:t xml:space="preserve">How do we check if </w:t>
+      </w:r>
+      <w:proofErr w:type="gramStart"/>
+      <w:r>
+        <w:rPr>
+          <w:b/>
+          <w:bCs/>
+          <w:color w:val="000000" w:themeColor="text1"/>
+          <w:sz w:val="22"/>
+          <w:szCs w:val="22"/>
+          <w:u w:val="single"/>
+        </w:rPr>
+        <w:t>a software</w:t>
+      </w:r>
+      <w:proofErr w:type="gramEnd"/>
+      <w:r>
+        <w:rPr>
+          <w:b/>
+          <w:bCs/>
+          <w:color w:val="000000" w:themeColor="text1"/>
+          <w:sz w:val="22"/>
+          <w:szCs w:val="22"/>
+          <w:u w:val="single"/>
+        </w:rPr>
+        <w:t xml:space="preserve"> architecture is </w:t>
+      </w:r>
+      <w:proofErr w:type="gramStart"/>
+      <w:r>
+        <w:rPr>
+          <w:b/>
+          <w:bCs/>
+          <w:color w:val="000000" w:themeColor="text1"/>
+          <w:sz w:val="22"/>
+          <w:szCs w:val="22"/>
+          <w:u w:val="single"/>
+        </w:rPr>
+        <w:t>good?</w:t>
       </w:r>
       <w:r>
         <w:rPr>
@@ -948,104 +1202,33 @@
         </w:rPr>
         <w:t>:</w:t>
       </w:r>
-    </w:p>
-    <w:p>
-      <w:pPr>
-        <w:rPr>
-          <w:color w:val="000000" w:themeColor="text1"/>
-          <w:sz w:val="22"/>
-          <w:szCs w:val="22"/>
-        </w:rPr>
-      </w:pPr>
-      <w:r>
-        <w:rPr>
-          <w:color w:val="000000" w:themeColor="text1"/>
-          <w:sz w:val="22"/>
-          <w:szCs w:val="22"/>
-        </w:rPr>
-        <w:t>To check an architecture for a quality attribute, write a measurable scenario (stimulus + measure), then verify the architecture has the tactics to achieve that measure. Your login-blocking test is correct in spirit, but must specify under what conditions, how fast, and for how long to be a true quality attribute test rather than a functional test.</w:t>
-      </w:r>
-    </w:p>
-    <w:p>
-      <w:pPr>
-        <w:rPr>
-          <w:color w:val="000000" w:themeColor="text1"/>
-          <w:sz w:val="22"/>
-          <w:szCs w:val="22"/>
-        </w:rPr>
-      </w:pPr>
-    </w:p>
-    <w:p>
-      <w:pPr>
-        <w:rPr>
-          <w:b/>
-          <w:bCs/>
-          <w:color w:val="000000" w:themeColor="text1"/>
-          <w:sz w:val="22"/>
-          <w:szCs w:val="22"/>
-          <w:u w:val="single"/>
-        </w:rPr>
-      </w:pPr>
-      <w:r>
-        <w:rPr>
-          <w:b/>
-          <w:bCs/>
-          <w:color w:val="000000" w:themeColor="text1"/>
-          <w:sz w:val="22"/>
-          <w:szCs w:val="22"/>
-          <w:u w:val="single"/>
-        </w:rPr>
-        <w:t>How do we specify measurable quality goals for our architecture?</w:t>
-      </w:r>
-      <w:r>
-        <w:rPr>
-          <w:b/>
-          <w:bCs/>
-          <w:color w:val="000000" w:themeColor="text1"/>
-          <w:sz w:val="22"/>
-          <w:szCs w:val="22"/>
-          <w:u w:val="single"/>
-        </w:rPr>
-        <w:t xml:space="preserve"> aka </w:t>
-      </w:r>
-      <w:r>
-        <w:rPr>
-          <w:b/>
-          <w:bCs/>
-          <w:color w:val="000000" w:themeColor="text1"/>
-          <w:sz w:val="22"/>
-          <w:szCs w:val="22"/>
-          <w:u w:val="single"/>
-        </w:rPr>
-        <w:t>How do we check if a software architecture is good?</w:t>
-      </w:r>
-      <w:r>
-        <w:rPr>
-          <w:b/>
-          <w:bCs/>
-          <w:color w:val="000000" w:themeColor="text1"/>
-          <w:sz w:val="22"/>
-          <w:szCs w:val="22"/>
-          <w:u w:val="single"/>
-        </w:rPr>
-        <w:t>:</w:t>
-      </w:r>
-    </w:p>
-    <w:p>
-      <w:pPr>
-        <w:rPr>
-          <w:color w:val="000000" w:themeColor="text1"/>
-          <w:sz w:val="22"/>
-          <w:szCs w:val="22"/>
-        </w:rPr>
-      </w:pPr>
-      <w:r>
-        <w:rPr>
-          <w:color w:val="000000" w:themeColor="text1"/>
-          <w:sz w:val="22"/>
-          <w:szCs w:val="22"/>
-        </w:rPr>
-        <w:t>A software architecture is "good" if it demonstrably satisfies its measurable quality goals while balancing trade-offs.</w:t>
+      <w:proofErr w:type="gramEnd"/>
+    </w:p>
+    <w:p>
+      <w:pPr>
+        <w:rPr>
+          <w:color w:val="000000" w:themeColor="text1"/>
+          <w:sz w:val="22"/>
+          <w:szCs w:val="22"/>
+        </w:rPr>
+      </w:pPr>
+      <w:proofErr w:type="gramStart"/>
+      <w:r>
+        <w:rPr>
+          <w:color w:val="000000" w:themeColor="text1"/>
+          <w:sz w:val="22"/>
+          <w:szCs w:val="22"/>
+        </w:rPr>
+        <w:t>A software</w:t>
+      </w:r>
+      <w:proofErr w:type="gramEnd"/>
+      <w:r>
+        <w:rPr>
+          <w:color w:val="000000" w:themeColor="text1"/>
+          <w:sz w:val="22"/>
+          <w:szCs w:val="22"/>
+        </w:rPr>
+        <w:t xml:space="preserve"> architecture is "good" if it demonstrably satisfies its measurable quality goals while balancing trade-offs.</w:t>
       </w:r>
     </w:p>
     <w:p>
@@ -1073,45 +1256,56 @@
           <w:sz w:val="22"/>
           <w:szCs w:val="22"/>
         </w:rPr>
-        <w:t>in case of a brute force, we write a scenario of an attacker that tries to brute force another user's password this is the scenario, the measurements are that this action is blocked, logged into our system. and this checks for security quality in our architecture</w:t>
-      </w:r>
-    </w:p>
-    <w:p>
-      <w:pPr>
-        <w:rPr>
-          <w:bCs/>
-          <w:color w:val="000000" w:themeColor="text1"/>
-          <w:sz w:val="22"/>
-          <w:szCs w:val="22"/>
-        </w:rPr>
-      </w:pPr>
-    </w:p>
-    <w:p>
-      <w:pPr>
-        <w:rPr>
-          <w:b/>
-          <w:bCs/>
-          <w:color w:val="000000" w:themeColor="text1"/>
-          <w:u w:val="single"/>
-        </w:rPr>
-      </w:pPr>
-      <w:r>
-        <w:rPr>
-          <w:b/>
-          <w:bCs/>
-          <w:color w:val="000000" w:themeColor="text1"/>
-          <w:u w:val="single"/>
-        </w:rPr>
-        <w:t>Architecture Evaluation Techniques</w:t>
-      </w:r>
-      <w:r>
-        <w:rPr>
-          <w:b/>
-          <w:bCs/>
-          <w:color w:val="000000" w:themeColor="text1"/>
-          <w:u w:val="single"/>
-        </w:rPr>
-        <w:t>:</w:t>
+        <w:t xml:space="preserve">in case of a brute force, we write a scenario of an attacker that tries to </w:t>
+      </w:r>
+      <w:proofErr w:type="gramStart"/>
+      <w:r>
+        <w:rPr>
+          <w:bCs/>
+          <w:color w:val="000000" w:themeColor="text1"/>
+          <w:sz w:val="22"/>
+          <w:szCs w:val="22"/>
+        </w:rPr>
+        <w:t>brute force</w:t>
+      </w:r>
+      <w:proofErr w:type="gramEnd"/>
+      <w:r>
+        <w:rPr>
+          <w:bCs/>
+          <w:color w:val="000000" w:themeColor="text1"/>
+          <w:sz w:val="22"/>
+          <w:szCs w:val="22"/>
+        </w:rPr>
+        <w:t xml:space="preserve"> another user's password this is the scenario, the measurements are that this action is blocked, logged into our system. and this checks for security quality in our architecture</w:t>
+      </w:r>
+    </w:p>
+    <w:p>
+      <w:pPr>
+        <w:rPr>
+          <w:bCs/>
+          <w:color w:val="000000" w:themeColor="text1"/>
+          <w:sz w:val="22"/>
+          <w:szCs w:val="22"/>
+        </w:rPr>
+      </w:pPr>
+    </w:p>
+    <w:p>
+      <w:pPr>
+        <w:rPr>
+          <w:b/>
+          <w:bCs/>
+          <w:color w:val="000000" w:themeColor="text1"/>
+          <w:u w:val="single"/>
+        </w:rPr>
+      </w:pPr>
+      <w:r>
+        <w:rPr>
+          <w:b/>
+          <w:bCs/>
+          <w:color w:val="000000" w:themeColor="text1"/>
+          <w:u w:val="single"/>
+        </w:rPr>
+        <w:t>Architecture Evaluation Techniques:</w:t>
       </w:r>
     </w:p>
     <w:p>
@@ -1153,7 +1347,25 @@
           <w:sz w:val="22"/>
           <w:szCs w:val="22"/>
         </w:rPr>
-        <w:t>Questioning, scenario based, measuring, quantative, emulation, compliance checking.</w:t>
+        <w:t xml:space="preserve">Questioning, scenario based, measuring, </w:t>
+      </w:r>
+      <w:proofErr w:type="spellStart"/>
+      <w:r>
+        <w:rPr>
+          <w:color w:val="000000" w:themeColor="text1"/>
+          <w:sz w:val="22"/>
+          <w:szCs w:val="22"/>
+        </w:rPr>
+        <w:t>quantative</w:t>
+      </w:r>
+      <w:proofErr w:type="spellEnd"/>
+      <w:r>
+        <w:rPr>
+          <w:color w:val="000000" w:themeColor="text1"/>
+          <w:sz w:val="22"/>
+          <w:szCs w:val="22"/>
+        </w:rPr>
+        <w:t>, emulation, compliance checking.</w:t>
       </w:r>
     </w:p>
     <w:p>
@@ -1173,16 +1385,7 @@
           <w:u w:val="single"/>
         </w:rPr>
         <w:lastRenderedPageBreak/>
-        <w:t>Quality Scenarios</w:t>
-      </w:r>
-      <w:r>
-        <w:rPr>
-          <w:b/>
-          <w:bCs/>
-          <w:color w:val="000000" w:themeColor="text1"/>
-          <w:u w:val="single"/>
-        </w:rPr>
-        <w:t>:</w:t>
+        <w:t>Quality Scenarios:</w:t>
       </w:r>
     </w:p>
     <w:p>
@@ -1209,7 +1412,25 @@
           <w:sz w:val="22"/>
           <w:szCs w:val="22"/>
         </w:rPr>
-        <w:t>a short statement describing an interaction of one of stakeholder with the system.</w:t>
+        <w:t xml:space="preserve">a short statement describing an interaction of one of </w:t>
+      </w:r>
+      <w:proofErr w:type="gramStart"/>
+      <w:r>
+        <w:rPr>
+          <w:color w:val="000000" w:themeColor="text1"/>
+          <w:sz w:val="22"/>
+          <w:szCs w:val="22"/>
+        </w:rPr>
+        <w:t>stakeholder</w:t>
+      </w:r>
+      <w:proofErr w:type="gramEnd"/>
+      <w:r>
+        <w:rPr>
+          <w:color w:val="000000" w:themeColor="text1"/>
+          <w:sz w:val="22"/>
+          <w:szCs w:val="22"/>
+        </w:rPr>
+        <w:t xml:space="preserve"> with the system.</w:t>
       </w:r>
     </w:p>
     <w:p>
@@ -1318,7 +1539,25 @@
           <w:sz w:val="22"/>
           <w:szCs w:val="22"/>
         </w:rPr>
-        <w:t xml:space="preserve">Developer: Uses the architecture, to build systems; predicts Quality of Service </w:t>
+        <w:t xml:space="preserve">Developer: Uses </w:t>
+      </w:r>
+      <w:proofErr w:type="gramStart"/>
+      <w:r>
+        <w:rPr>
+          <w:color w:val="000000" w:themeColor="text1"/>
+          <w:sz w:val="22"/>
+          <w:szCs w:val="22"/>
+        </w:rPr>
+        <w:t>the architecture</w:t>
+      </w:r>
+      <w:proofErr w:type="gramEnd"/>
+      <w:r>
+        <w:rPr>
+          <w:color w:val="000000" w:themeColor="text1"/>
+          <w:sz w:val="22"/>
+          <w:szCs w:val="22"/>
+        </w:rPr>
+        <w:t xml:space="preserve">, to build systems; predicts Quality of Service </w:t>
       </w:r>
     </w:p>
     <w:p>
@@ -1336,7 +1575,25 @@
           <w:sz w:val="22"/>
           <w:szCs w:val="22"/>
         </w:rPr>
-        <w:t>Product-line-manager: Uses a reference architecture to create a second product for a given product lin</w:t>
+        <w:t>Product-</w:t>
+      </w:r>
+      <w:proofErr w:type="gramStart"/>
+      <w:r>
+        <w:rPr>
+          <w:color w:val="000000" w:themeColor="text1"/>
+          <w:sz w:val="22"/>
+          <w:szCs w:val="22"/>
+        </w:rPr>
+        <w:t>line-manager</w:t>
+      </w:r>
+      <w:proofErr w:type="gramEnd"/>
+      <w:r>
+        <w:rPr>
+          <w:color w:val="000000" w:themeColor="text1"/>
+          <w:sz w:val="22"/>
+          <w:szCs w:val="22"/>
+        </w:rPr>
+        <w:t>: Uses a reference architecture to create a second product for a given product lin</w:t>
       </w:r>
       <w:r>
         <w:rPr>
@@ -1371,7 +1628,25 @@
           <w:sz w:val="22"/>
           <w:szCs w:val="22"/>
         </w:rPr>
-        <w:t>quality attribute scenarios are a one statement of a use case done by one of the stakeholders, these are prioritized by the stakehol</w:t>
+        <w:t xml:space="preserve">quality attribute scenarios are </w:t>
+      </w:r>
+      <w:proofErr w:type="gramStart"/>
+      <w:r>
+        <w:rPr>
+          <w:color w:val="000000" w:themeColor="text1"/>
+          <w:sz w:val="22"/>
+          <w:szCs w:val="22"/>
+        </w:rPr>
+        <w:t>a one</w:t>
+      </w:r>
+      <w:proofErr w:type="gramEnd"/>
+      <w:r>
+        <w:rPr>
+          <w:color w:val="000000" w:themeColor="text1"/>
+          <w:sz w:val="22"/>
+          <w:szCs w:val="22"/>
+        </w:rPr>
+        <w:t xml:space="preserve"> statement of a use case done by one of the stakeholders, these are prioritized by the stakehol</w:t>
       </w:r>
       <w:r>
         <w:rPr>
@@ -1395,78 +1670,113 @@
           <w:sz w:val="22"/>
           <w:szCs w:val="22"/>
         </w:rPr>
-        <w:t xml:space="preserve"> using scenario based quality check.</w:t>
-      </w:r>
-    </w:p>
-    <w:p>
-      <w:pPr>
-        <w:rPr>
-          <w:color w:val="000000" w:themeColor="text1"/>
-          <w:sz w:val="22"/>
-          <w:szCs w:val="22"/>
-        </w:rPr>
-      </w:pPr>
-    </w:p>
-    <w:p>
-      <w:pPr>
-        <w:rPr>
-          <w:b/>
-          <w:bCs/>
-          <w:color w:val="000000" w:themeColor="text1"/>
-          <w:u w:val="single"/>
-        </w:rPr>
-      </w:pPr>
-      <w:r>
-        <w:rPr>
-          <w:b/>
-          <w:bCs/>
-          <w:color w:val="000000" w:themeColor="text1"/>
-          <w:u w:val="single"/>
-        </w:rPr>
-        <w:t>Scenario-based Architecture Evaluation</w:t>
-      </w:r>
-      <w:r>
-        <w:rPr>
-          <w:b/>
-          <w:bCs/>
-          <w:color w:val="000000" w:themeColor="text1"/>
-          <w:u w:val="single"/>
-        </w:rPr>
-        <w:t>:</w:t>
-      </w:r>
-    </w:p>
-    <w:p>
-      <w:pPr>
-        <w:rPr>
-          <w:color w:val="000000" w:themeColor="text1"/>
-          <w:sz w:val="22"/>
-          <w:szCs w:val="22"/>
-        </w:rPr>
-      </w:pPr>
-      <w:r>
-        <w:rPr>
-          <w:color w:val="000000" w:themeColor="text1"/>
-          <w:sz w:val="22"/>
-          <w:szCs w:val="22"/>
-        </w:rPr>
-        <w:t>Architecture can be evaluated by analyzing the effects of a scenario and the architecture’s „response“.</w:t>
-      </w:r>
-    </w:p>
-    <w:p>
-      <w:pPr>
-        <w:rPr>
-          <w:color w:val="000000" w:themeColor="text1"/>
-          <w:sz w:val="22"/>
-          <w:szCs w:val="22"/>
-        </w:rPr>
-      </w:pPr>
-      <w:r>
-        <w:rPr>
-          <w:color w:val="000000" w:themeColor="text1"/>
-          <w:sz w:val="22"/>
-          <w:szCs w:val="22"/>
-        </w:rPr>
-        <w:t>every time we do a scenario-based architecture evaluation we should ask these 6 questions</w:t>
+        <w:t xml:space="preserve"> using </w:t>
+      </w:r>
+      <w:r>
+        <w:rPr>
+          <w:color w:val="000000" w:themeColor="text1"/>
+          <w:sz w:val="22"/>
+          <w:szCs w:val="22"/>
+        </w:rPr>
+        <w:t>scenario-based</w:t>
+      </w:r>
+      <w:r>
+        <w:rPr>
+          <w:color w:val="000000" w:themeColor="text1"/>
+          <w:sz w:val="22"/>
+          <w:szCs w:val="22"/>
+        </w:rPr>
+        <w:t xml:space="preserve"> quality check.</w:t>
+      </w:r>
+    </w:p>
+    <w:p>
+      <w:pPr>
+        <w:rPr>
+          <w:color w:val="000000" w:themeColor="text1"/>
+          <w:sz w:val="22"/>
+          <w:szCs w:val="22"/>
+        </w:rPr>
+      </w:pPr>
+    </w:p>
+    <w:p>
+      <w:pPr>
+        <w:rPr>
+          <w:b/>
+          <w:bCs/>
+          <w:color w:val="000000" w:themeColor="text1"/>
+          <w:u w:val="single"/>
+        </w:rPr>
+      </w:pPr>
+      <w:r>
+        <w:rPr>
+          <w:b/>
+          <w:bCs/>
+          <w:color w:val="000000" w:themeColor="text1"/>
+          <w:u w:val="single"/>
+        </w:rPr>
+        <w:t>Scenario-based Architecture Evaluation:</w:t>
+      </w:r>
+    </w:p>
+    <w:p>
+      <w:pPr>
+        <w:rPr>
+          <w:color w:val="000000" w:themeColor="text1"/>
+          <w:sz w:val="22"/>
+          <w:szCs w:val="22"/>
+        </w:rPr>
+      </w:pPr>
+      <w:r>
+        <w:rPr>
+          <w:color w:val="000000" w:themeColor="text1"/>
+          <w:sz w:val="22"/>
+          <w:szCs w:val="22"/>
+        </w:rPr>
+        <w:t>Architecture can be evaluated by analyzing the effects of a scenario and the architecture’s „</w:t>
+      </w:r>
+      <w:proofErr w:type="gramStart"/>
+      <w:r>
+        <w:rPr>
+          <w:color w:val="000000" w:themeColor="text1"/>
+          <w:sz w:val="22"/>
+          <w:szCs w:val="22"/>
+        </w:rPr>
+        <w:t>response“</w:t>
+      </w:r>
+      <w:proofErr w:type="gramEnd"/>
+      <w:r>
+        <w:rPr>
+          <w:color w:val="000000" w:themeColor="text1"/>
+          <w:sz w:val="22"/>
+          <w:szCs w:val="22"/>
+        </w:rPr>
+        <w:t>.</w:t>
+      </w:r>
+    </w:p>
+    <w:p>
+      <w:pPr>
+        <w:rPr>
+          <w:color w:val="000000" w:themeColor="text1"/>
+          <w:sz w:val="22"/>
+          <w:szCs w:val="22"/>
+        </w:rPr>
+      </w:pPr>
+      <w:proofErr w:type="gramStart"/>
+      <w:r>
+        <w:rPr>
+          <w:color w:val="000000" w:themeColor="text1"/>
+          <w:sz w:val="22"/>
+          <w:szCs w:val="22"/>
+        </w:rPr>
+        <w:t>every</w:t>
+      </w:r>
+      <w:proofErr w:type="gramEnd"/>
+      <w:r>
+        <w:rPr>
+          <w:color w:val="000000" w:themeColor="text1"/>
+          <w:sz w:val="22"/>
+          <w:szCs w:val="22"/>
+        </w:rPr>
+        <w:t xml:space="preserve"> time we do a scenario-based architecture evaluation we should ask these 6 questions</w:t>
       </w:r>
     </w:p>
     <w:p>
@@ -1488,7 +1798,25 @@
           <w:sz w:val="22"/>
           <w:szCs w:val="22"/>
         </w:rPr>
-        <w:t xml:space="preserve">How to implement the scenario with the given architecture? </w:t>
+        <w:t xml:space="preserve">How </w:t>
+      </w:r>
+      <w:proofErr w:type="gramStart"/>
+      <w:r>
+        <w:rPr>
+          <w:color w:val="000000" w:themeColor="text1"/>
+          <w:sz w:val="22"/>
+          <w:szCs w:val="22"/>
+        </w:rPr>
+        <w:t>to</w:t>
+      </w:r>
+      <w:proofErr w:type="gramEnd"/>
+      <w:r>
+        <w:rPr>
+          <w:color w:val="000000" w:themeColor="text1"/>
+          <w:sz w:val="22"/>
+          <w:szCs w:val="22"/>
+        </w:rPr>
+        <w:t xml:space="preserve"> implement the scenario with the given architecture? </w:t>
       </w:r>
     </w:p>
     <w:p>
@@ -1510,7 +1838,25 @@
           <w:sz w:val="22"/>
           <w:szCs w:val="22"/>
         </w:rPr>
-        <w:t>Can all (quality-)requirements be met? If no: why?</w:t>
+        <w:t xml:space="preserve">Can all (quality-)requirements be met? If </w:t>
+      </w:r>
+      <w:proofErr w:type="gramStart"/>
+      <w:r>
+        <w:rPr>
+          <w:color w:val="000000" w:themeColor="text1"/>
+          <w:sz w:val="22"/>
+          <w:szCs w:val="22"/>
+        </w:rPr>
+        <w:t>no</w:t>
+      </w:r>
+      <w:proofErr w:type="gramEnd"/>
+      <w:r>
+        <w:rPr>
+          <w:color w:val="000000" w:themeColor="text1"/>
+          <w:sz w:val="22"/>
+          <w:szCs w:val="22"/>
+        </w:rPr>
+        <w:t>: why?</w:t>
       </w:r>
     </w:p>
     <w:p>
@@ -1532,7 +1878,43 @@
           <w:sz w:val="22"/>
           <w:szCs w:val="22"/>
         </w:rPr>
-        <w:t xml:space="preserve"> What changes have to be made in order to meet the s</w:t>
+        <w:t xml:space="preserve"> What changes </w:t>
+      </w:r>
+      <w:proofErr w:type="gramStart"/>
+      <w:r>
+        <w:rPr>
+          <w:color w:val="000000" w:themeColor="text1"/>
+          <w:sz w:val="22"/>
+          <w:szCs w:val="22"/>
+        </w:rPr>
+        <w:t>have to</w:t>
+      </w:r>
+      <w:proofErr w:type="gramEnd"/>
+      <w:r>
+        <w:rPr>
+          <w:color w:val="000000" w:themeColor="text1"/>
+          <w:sz w:val="22"/>
+          <w:szCs w:val="22"/>
+        </w:rPr>
+        <w:t xml:space="preserve"> be made </w:t>
+      </w:r>
+      <w:proofErr w:type="gramStart"/>
+      <w:r>
+        <w:rPr>
+          <w:color w:val="000000" w:themeColor="text1"/>
+          <w:sz w:val="22"/>
+          <w:szCs w:val="22"/>
+        </w:rPr>
+        <w:t>in order to</w:t>
+      </w:r>
+      <w:proofErr w:type="gramEnd"/>
+      <w:r>
+        <w:rPr>
+          <w:color w:val="000000" w:themeColor="text1"/>
+          <w:sz w:val="22"/>
+          <w:szCs w:val="22"/>
+        </w:rPr>
+        <w:t xml:space="preserve"> meet the s</w:t>
       </w:r>
       <w:r>
         <w:rPr>
@@ -1570,7 +1952,25 @@
           <w:sz w:val="22"/>
           <w:szCs w:val="22"/>
         </w:rPr>
-        <w:t xml:space="preserve">Which design decisions have to be made? </w:t>
+        <w:t xml:space="preserve">Which design decisions </w:t>
+      </w:r>
+      <w:proofErr w:type="gramStart"/>
+      <w:r>
+        <w:rPr>
+          <w:color w:val="000000" w:themeColor="text1"/>
+          <w:sz w:val="22"/>
+          <w:szCs w:val="22"/>
+        </w:rPr>
+        <w:t>have to</w:t>
+      </w:r>
+      <w:proofErr w:type="gramEnd"/>
+      <w:r>
+        <w:rPr>
+          <w:color w:val="000000" w:themeColor="text1"/>
+          <w:sz w:val="22"/>
+          <w:szCs w:val="22"/>
+        </w:rPr>
+        <w:t xml:space="preserve"> be made? </w:t>
       </w:r>
     </w:p>
     <w:p>
@@ -1592,7 +1992,25 @@
           <w:sz w:val="22"/>
           <w:szCs w:val="22"/>
         </w:rPr>
-        <w:t xml:space="preserve">How much work is it? How many components have to be changed? </w:t>
+        <w:t xml:space="preserve">How much work is it? How many components </w:t>
+      </w:r>
+      <w:proofErr w:type="gramStart"/>
+      <w:r>
+        <w:rPr>
+          <w:color w:val="000000" w:themeColor="text1"/>
+          <w:sz w:val="22"/>
+          <w:szCs w:val="22"/>
+        </w:rPr>
+        <w:t>have to</w:t>
+      </w:r>
+      <w:proofErr w:type="gramEnd"/>
+      <w:r>
+        <w:rPr>
+          <w:color w:val="000000" w:themeColor="text1"/>
+          <w:sz w:val="22"/>
+          <w:szCs w:val="22"/>
+        </w:rPr>
+        <w:t xml:space="preserve"> be changed? </w:t>
       </w:r>
     </w:p>
     <w:p>
@@ -1887,7 +2305,25 @@
                 <w:sz w:val="22"/>
                 <w:szCs w:val="22"/>
               </w:rPr>
-              <w:t>How to implement the scenario with the given architecture?</w:t>
+              <w:t xml:space="preserve">How </w:t>
+            </w:r>
+            <w:proofErr w:type="gramStart"/>
+            <w:r>
+              <w:rPr>
+                <w:color w:val="000000" w:themeColor="text1"/>
+                <w:sz w:val="22"/>
+                <w:szCs w:val="22"/>
+              </w:rPr>
+              <w:t>to</w:t>
+            </w:r>
+            <w:proofErr w:type="gramEnd"/>
+            <w:r>
+              <w:rPr>
+                <w:color w:val="000000" w:themeColor="text1"/>
+                <w:sz w:val="22"/>
+                <w:szCs w:val="22"/>
+              </w:rPr>
+              <w:t xml:space="preserve"> implement the scenario with the given architecture?</w:t>
             </w:r>
           </w:p>
         </w:tc>
@@ -2085,7 +2521,25 @@
                 <w:sz w:val="22"/>
                 <w:szCs w:val="22"/>
               </w:rPr>
-              <w:t>What changes have to be made to meet the scenario's requirements?</w:t>
+              <w:t xml:space="preserve">What changes </w:t>
+            </w:r>
+            <w:proofErr w:type="gramStart"/>
+            <w:r>
+              <w:rPr>
+                <w:color w:val="000000" w:themeColor="text1"/>
+                <w:sz w:val="22"/>
+                <w:szCs w:val="22"/>
+              </w:rPr>
+              <w:t>have to</w:t>
+            </w:r>
+            <w:proofErr w:type="gramEnd"/>
+            <w:r>
+              <w:rPr>
+                <w:color w:val="000000" w:themeColor="text1"/>
+                <w:sz w:val="22"/>
+                <w:szCs w:val="22"/>
+              </w:rPr>
+              <w:t xml:space="preserve"> be made to meet the scenario's requirements?</w:t>
             </w:r>
           </w:p>
         </w:tc>
@@ -2184,7 +2638,25 @@
                 <w:sz w:val="22"/>
                 <w:szCs w:val="22"/>
               </w:rPr>
-              <w:t>Which design decisions have to be made?</w:t>
+              <w:t xml:space="preserve">Which design decisions </w:t>
+            </w:r>
+            <w:proofErr w:type="gramStart"/>
+            <w:r>
+              <w:rPr>
+                <w:color w:val="000000" w:themeColor="text1"/>
+                <w:sz w:val="22"/>
+                <w:szCs w:val="22"/>
+              </w:rPr>
+              <w:t>have to</w:t>
+            </w:r>
+            <w:proofErr w:type="gramEnd"/>
+            <w:r>
+              <w:rPr>
+                <w:color w:val="000000" w:themeColor="text1"/>
+                <w:sz w:val="22"/>
+                <w:szCs w:val="22"/>
+              </w:rPr>
+              <w:t xml:space="preserve"> be made?</w:t>
             </w:r>
           </w:p>
         </w:tc>
@@ -2283,7 +2755,25 @@
                 <w:sz w:val="22"/>
                 <w:szCs w:val="22"/>
               </w:rPr>
-              <w:t>How much work is it? How many components have to be changed?</w:t>
+              <w:t xml:space="preserve">How much work is it? How many components </w:t>
+            </w:r>
+            <w:proofErr w:type="gramStart"/>
+            <w:r>
+              <w:rPr>
+                <w:color w:val="000000" w:themeColor="text1"/>
+                <w:sz w:val="22"/>
+                <w:szCs w:val="22"/>
+              </w:rPr>
+              <w:t>have to</w:t>
+            </w:r>
+            <w:proofErr w:type="gramEnd"/>
+            <w:r>
+              <w:rPr>
+                <w:color w:val="000000" w:themeColor="text1"/>
+                <w:sz w:val="22"/>
+                <w:szCs w:val="22"/>
+              </w:rPr>
+              <w:t xml:space="preserve"> be changed?</w:t>
             </w:r>
           </w:p>
         </w:tc>
@@ -2415,7 +2905,29 @@
                 <w:sz w:val="22"/>
                 <w:szCs w:val="22"/>
               </w:rPr>
-              <w:t>"Cache inconsistency — users may see stale messages if cache not invalidated properly."</w:t>
+              <w:t xml:space="preserve">"Cache inconsistency — users may see stale messages if cache </w:t>
+            </w:r>
+            <w:proofErr w:type="gramStart"/>
+            <w:r>
+              <w:rPr>
+                <w:i/>
+                <w:iCs/>
+                <w:color w:val="000000" w:themeColor="text1"/>
+                <w:sz w:val="22"/>
+                <w:szCs w:val="22"/>
+              </w:rPr>
+              <w:t>not</w:t>
+            </w:r>
+            <w:proofErr w:type="gramEnd"/>
+            <w:r>
+              <w:rPr>
+                <w:i/>
+                <w:iCs/>
+                <w:color w:val="000000" w:themeColor="text1"/>
+                <w:sz w:val="22"/>
+                <w:szCs w:val="22"/>
+              </w:rPr>
+              <w:t xml:space="preserve"> invalidated properly."</w:t>
             </w:r>
           </w:p>
         </w:tc>
@@ -2482,7 +2994,25 @@
           <w:sz w:val="22"/>
           <w:szCs w:val="22"/>
         </w:rPr>
-        <w:t>entity that generates the stimuli. for example in this case the user. (user)</w:t>
+        <w:t xml:space="preserve">entity that generates the stimuli. for </w:t>
+      </w:r>
+      <w:proofErr w:type="gramStart"/>
+      <w:r>
+        <w:rPr>
+          <w:color w:val="000000" w:themeColor="text1"/>
+          <w:sz w:val="22"/>
+          <w:szCs w:val="22"/>
+        </w:rPr>
+        <w:t>example</w:t>
+      </w:r>
+      <w:proofErr w:type="gramEnd"/>
+      <w:r>
+        <w:rPr>
+          <w:color w:val="000000" w:themeColor="text1"/>
+          <w:sz w:val="22"/>
+          <w:szCs w:val="22"/>
+        </w:rPr>
+        <w:t xml:space="preserve"> in this case the user. (user)</w:t>
       </w:r>
     </w:p>
     <w:p>
@@ -2563,7 +3093,25 @@
           <w:sz w:val="22"/>
           <w:szCs w:val="22"/>
         </w:rPr>
-        <w:t>the conditions in which the stimulus happen (normal conditions in production)</w:t>
+        <w:t xml:space="preserve">the conditions in which the stimulus </w:t>
+      </w:r>
+      <w:proofErr w:type="gramStart"/>
+      <w:r>
+        <w:rPr>
+          <w:color w:val="000000" w:themeColor="text1"/>
+          <w:sz w:val="22"/>
+          <w:szCs w:val="22"/>
+        </w:rPr>
+        <w:t>happen</w:t>
+      </w:r>
+      <w:proofErr w:type="gramEnd"/>
+      <w:r>
+        <w:rPr>
+          <w:color w:val="000000" w:themeColor="text1"/>
+          <w:sz w:val="22"/>
+          <w:szCs w:val="22"/>
+        </w:rPr>
+        <w:t xml:space="preserve"> (normal conditions in production)</w:t>
       </w:r>
     </w:p>
     <w:p>
@@ -2590,7 +3138,23 @@
           <w:sz w:val="22"/>
           <w:szCs w:val="22"/>
         </w:rPr>
-        <w:t>what the system must do (transcation is processed)</w:t>
+        <w:t>what the system must do (</w:t>
+      </w:r>
+      <w:r>
+        <w:rPr>
+          <w:color w:val="000000" w:themeColor="text1"/>
+          <w:sz w:val="22"/>
+          <w:szCs w:val="22"/>
+        </w:rPr>
+        <w:t>transaction</w:t>
+      </w:r>
+      <w:r>
+        <w:rPr>
+          <w:color w:val="000000" w:themeColor="text1"/>
+          <w:sz w:val="22"/>
+          <w:szCs w:val="22"/>
+        </w:rPr>
+        <w:t xml:space="preserve"> is processed)</w:t>
       </w:r>
     </w:p>
     <w:p>
@@ -2660,13 +3224,23 @@
           <w:szCs w:val="22"/>
         </w:rPr>
       </w:pPr>
-      <w:r>
-        <w:rPr>
-          <w:color w:val="000000" w:themeColor="text1"/>
-          <w:sz w:val="22"/>
-          <w:szCs w:val="22"/>
-        </w:rPr>
-        <w:t xml:space="preserve">the </w:t>
+      <w:proofErr w:type="gramStart"/>
+      <w:r>
+        <w:rPr>
+          <w:color w:val="000000" w:themeColor="text1"/>
+          <w:sz w:val="22"/>
+          <w:szCs w:val="22"/>
+        </w:rPr>
+        <w:t>the</w:t>
+      </w:r>
+      <w:proofErr w:type="gramEnd"/>
+      <w:r>
+        <w:rPr>
+          <w:color w:val="000000" w:themeColor="text1"/>
+          <w:sz w:val="22"/>
+          <w:szCs w:val="22"/>
+        </w:rPr>
+        <w:t xml:space="preserve"> </w:t>
       </w:r>
       <w:r>
         <w:rPr>
@@ -2684,17 +3258,54 @@
           <w:sz w:val="22"/>
           <w:szCs w:val="22"/>
         </w:rPr>
-        <w:t xml:space="preserve"> represents the product, and can be called the system it can also refer to a subsystem, a server or even a microservice.</w:t>
-      </w:r>
-    </w:p>
-    <w:p>
-      <w:pPr>
-        <w:rPr>
-          <w:color w:val="000000" w:themeColor="text1"/>
-          <w:sz w:val="22"/>
-          <w:szCs w:val="22"/>
-        </w:rPr>
-      </w:pPr>
+        <w:t xml:space="preserve"> represents the </w:t>
+      </w:r>
+      <w:proofErr w:type="gramStart"/>
+      <w:r>
+        <w:rPr>
+          <w:color w:val="000000" w:themeColor="text1"/>
+          <w:sz w:val="22"/>
+          <w:szCs w:val="22"/>
+        </w:rPr>
+        <w:t>product, and</w:t>
+      </w:r>
+      <w:proofErr w:type="gramEnd"/>
+      <w:r>
+        <w:rPr>
+          <w:color w:val="000000" w:themeColor="text1"/>
+          <w:sz w:val="22"/>
+          <w:szCs w:val="22"/>
+        </w:rPr>
+        <w:t xml:space="preserve"> can be called the </w:t>
+      </w:r>
+      <w:proofErr w:type="gramStart"/>
+      <w:r>
+        <w:rPr>
+          <w:color w:val="000000" w:themeColor="text1"/>
+          <w:sz w:val="22"/>
+          <w:szCs w:val="22"/>
+        </w:rPr>
+        <w:t>system</w:t>
+      </w:r>
+      <w:proofErr w:type="gramEnd"/>
+      <w:r>
+        <w:rPr>
+          <w:color w:val="000000" w:themeColor="text1"/>
+          <w:sz w:val="22"/>
+          <w:szCs w:val="22"/>
+        </w:rPr>
+        <w:t xml:space="preserve"> it can also refer to a subsystem, a server or even a microservice.</w:t>
+      </w:r>
+    </w:p>
+    <w:p>
+      <w:pPr>
+        <w:rPr>
+          <w:color w:val="000000" w:themeColor="text1"/>
+          <w:sz w:val="22"/>
+          <w:szCs w:val="22"/>
+        </w:rPr>
+      </w:pPr>
+      <w:proofErr w:type="gramStart"/>
       <w:r>
         <w:rPr>
           <w:color w:val="000000" w:themeColor="text1"/>
@@ -2702,7 +3313,16 @@
           <w:szCs w:val="22"/>
         </w:rPr>
         <w:lastRenderedPageBreak/>
-        <w:t xml:space="preserve">the </w:t>
+        <w:t>the</w:t>
+      </w:r>
+      <w:proofErr w:type="gramEnd"/>
+      <w:r>
+        <w:rPr>
+          <w:color w:val="000000" w:themeColor="text1"/>
+          <w:sz w:val="22"/>
+          <w:szCs w:val="22"/>
+        </w:rPr>
+        <w:t xml:space="preserve"> </w:t>
       </w:r>
       <w:r>
         <w:rPr>
@@ -2878,7 +3498,27 @@
           <w:sz w:val="22"/>
           <w:szCs w:val="22"/>
         </w:rPr>
-        <w:t xml:space="preserve"> is used to describe the context in which the artifact produces the response with it’s response measure. Use this construct to describe boundaries within which certain product behavior should be expected.</w:t>
+        <w:t xml:space="preserve"> is used to describe the context in which the artifact produces the response with </w:t>
+      </w:r>
+      <w:proofErr w:type="spellStart"/>
+      <w:proofErr w:type="gramStart"/>
+      <w:r>
+        <w:rPr>
+          <w:color w:val="000000" w:themeColor="text1"/>
+          <w:sz w:val="22"/>
+          <w:szCs w:val="22"/>
+        </w:rPr>
+        <w:t>it’s</w:t>
+      </w:r>
+      <w:proofErr w:type="spellEnd"/>
+      <w:proofErr w:type="gramEnd"/>
+      <w:r>
+        <w:rPr>
+          <w:color w:val="000000" w:themeColor="text1"/>
+          <w:sz w:val="22"/>
+          <w:szCs w:val="22"/>
+        </w:rPr>
+        <w:t xml:space="preserve"> response measure. Use this construct to describe boundaries within which certain product behavior should be expected.</w:t>
       </w:r>
     </w:p>
     <w:p>
@@ -2986,13 +3626,23 @@
         </w:rPr>
         <w:t xml:space="preserve">stimulus: </w:t>
       </w:r>
-      <w:r>
-        <w:rPr>
-          <w:color w:val="000000" w:themeColor="text1"/>
-          <w:sz w:val="22"/>
-          <w:szCs w:val="22"/>
-        </w:rPr>
-        <w:t>makes a transaction</w:t>
+      <w:proofErr w:type="gramStart"/>
+      <w:r>
+        <w:rPr>
+          <w:color w:val="000000" w:themeColor="text1"/>
+          <w:sz w:val="22"/>
+          <w:szCs w:val="22"/>
+        </w:rPr>
+        <w:t>makes</w:t>
+      </w:r>
+      <w:proofErr w:type="gramEnd"/>
+      <w:r>
+        <w:rPr>
+          <w:color w:val="000000" w:themeColor="text1"/>
+          <w:sz w:val="22"/>
+          <w:szCs w:val="22"/>
+        </w:rPr>
+        <w:t xml:space="preserve"> a transaction</w:t>
       </w:r>
     </w:p>
     <w:p>
@@ -3380,34 +4030,7 @@
           <w:u w:val="single"/>
         </w:rPr>
         <w:lastRenderedPageBreak/>
-        <w:t xml:space="preserve">Example 2: scenario for measuring the </w:t>
-      </w:r>
-      <w:r>
-        <w:rPr>
-          <w:b/>
-          <w:bCs/>
-          <w:color w:val="000000" w:themeColor="text1"/>
-          <w:u w:val="single"/>
-        </w:rPr>
-        <w:t>resilience</w:t>
-      </w:r>
-      <w:r>
-        <w:rPr>
-          <w:b/>
-          <w:bCs/>
-          <w:color w:val="000000" w:themeColor="text1"/>
-          <w:u w:val="single"/>
-        </w:rPr>
-        <w:t xml:space="preserve"> attribute</w:t>
-      </w:r>
-      <w:r>
-        <w:rPr>
-          <w:b/>
-          <w:bCs/>
-          <w:color w:val="000000" w:themeColor="text1"/>
-          <w:u w:val="single"/>
-        </w:rPr>
-        <w:t xml:space="preserve"> (</w:t>
+        <w:t>Example 2: scenario for measuring the resilience attribute (</w:t>
       </w:r>
       <w:r>
         <w:rPr>
@@ -3526,8 +4149,18 @@
           <w:sz w:val="22"/>
           <w:szCs w:val="22"/>
         </w:rPr>
-        <w:t>before noon few players active</w:t>
-      </w:r>
+        <w:t xml:space="preserve">before noon few players </w:t>
+      </w:r>
+      <w:proofErr w:type="gramStart"/>
+      <w:r>
+        <w:rPr>
+          <w:color w:val="000000" w:themeColor="text1"/>
+          <w:sz w:val="22"/>
+          <w:szCs w:val="22"/>
+        </w:rPr>
+        <w:t>active</w:t>
+      </w:r>
+      <w:proofErr w:type="gramEnd"/>
     </w:p>
     <w:p>
       <w:pPr>
@@ -3609,17 +4242,19 @@
           <w:color w:val="000000" w:themeColor="text1"/>
           <w:u w:val="single"/>
         </w:rPr>
-        <w:t>How do we get quality scenarios from our stakeholders?</w:t>
-      </w:r>
-      <w:r>
-        <w:rPr>
-          <w:b/>
-          <w:bCs/>
-          <w:color w:val="000000" w:themeColor="text1"/>
-          <w:u w:val="single"/>
-        </w:rPr>
-        <w:t>:</w:t>
-      </w:r>
+        <w:t xml:space="preserve">How do we get quality scenarios from our </w:t>
+      </w:r>
+      <w:proofErr w:type="gramStart"/>
+      <w:r>
+        <w:rPr>
+          <w:b/>
+          <w:bCs/>
+          <w:color w:val="000000" w:themeColor="text1"/>
+          <w:u w:val="single"/>
+        </w:rPr>
+        <w:t>stakeholders?:</w:t>
+      </w:r>
+      <w:proofErr w:type="gramEnd"/>
     </w:p>
     <w:p>
       <w:pPr>
@@ -3663,16 +4298,7 @@
           <w:color w:val="000000" w:themeColor="text1"/>
           <w:u w:val="single"/>
         </w:rPr>
-        <w:t>Architectural Trade-Off Analysis Method (ATAM)</w:t>
-      </w:r>
-      <w:r>
-        <w:rPr>
-          <w:b/>
-          <w:bCs/>
-          <w:color w:val="000000" w:themeColor="text1"/>
-          <w:u w:val="single"/>
-        </w:rPr>
-        <w:t>:</w:t>
+        <w:t>Architectural Trade-Off Analysis Method (ATAM):</w:t>
       </w:r>
     </w:p>
     <w:p>
@@ -3705,7 +4331,25 @@
           <w:sz w:val="22"/>
           <w:szCs w:val="22"/>
         </w:rPr>
-        <w:t>this method is done by humans with no automation, its done early in the development process where most of the code is not written</w:t>
+        <w:t xml:space="preserve">this method is done by humans with no automation, </w:t>
+      </w:r>
+      <w:proofErr w:type="gramStart"/>
+      <w:r>
+        <w:rPr>
+          <w:color w:val="000000" w:themeColor="text1"/>
+          <w:sz w:val="22"/>
+          <w:szCs w:val="22"/>
+        </w:rPr>
+        <w:t>its</w:t>
+      </w:r>
+      <w:proofErr w:type="gramEnd"/>
+      <w:r>
+        <w:rPr>
+          <w:color w:val="000000" w:themeColor="text1"/>
+          <w:sz w:val="22"/>
+          <w:szCs w:val="22"/>
+        </w:rPr>
+        <w:t xml:space="preserve"> done early in the development process where most of the code is not written</w:t>
       </w:r>
       <w:r>
         <w:rPr>
@@ -3803,7 +4447,23 @@
           <w:sz w:val="22"/>
           <w:szCs w:val="22"/>
         </w:rPr>
-        <w:t>we analyze the trade offs that we have in the mentioned 4 qualities by our given architecture</w:t>
+        <w:t xml:space="preserve">we analyze the </w:t>
+      </w:r>
+      <w:r>
+        <w:rPr>
+          <w:color w:val="000000" w:themeColor="text1"/>
+          <w:sz w:val="22"/>
+          <w:szCs w:val="22"/>
+        </w:rPr>
+        <w:t>tradeoffs</w:t>
+      </w:r>
+      <w:r>
+        <w:rPr>
+          <w:color w:val="000000" w:themeColor="text1"/>
+          <w:sz w:val="22"/>
+          <w:szCs w:val="22"/>
+        </w:rPr>
+        <w:t xml:space="preserve"> that we have in the mentioned 4 qualities by our given architecture</w:t>
       </w:r>
       <w:r>
         <w:rPr>
@@ -3966,29 +4626,41 @@
           <w:szCs w:val="22"/>
         </w:rPr>
       </w:pPr>
-      <w:r>
-        <w:rPr>
-          <w:color w:val="000000" w:themeColor="text1"/>
-          <w:sz w:val="22"/>
-          <w:szCs w:val="22"/>
-        </w:rPr>
-        <w:t>it reveals how well an architecture satisfies each quality goal (e.g., 'Security goal is met') and identifies trade-offs between goals (e.g., 'Security hurts Performance').</w:t>
-      </w:r>
-      <w:r>
-        <w:rPr>
-          <w:color w:val="000000" w:themeColor="text1"/>
-          <w:sz w:val="22"/>
-          <w:szCs w:val="22"/>
-        </w:rPr>
-        <w:t xml:space="preserve"> </w:t>
-      </w:r>
-      <w:r>
-        <w:rPr>
-          <w:color w:val="000000" w:themeColor="text1"/>
-          <w:sz w:val="22"/>
-          <w:szCs w:val="22"/>
-        </w:rPr>
-        <w:t>for example</w:t>
+      <w:proofErr w:type="gramStart"/>
+      <w:r>
+        <w:rPr>
+          <w:color w:val="000000" w:themeColor="text1"/>
+          <w:sz w:val="22"/>
+          <w:szCs w:val="22"/>
+        </w:rPr>
+        <w:t>it</w:t>
+      </w:r>
+      <w:proofErr w:type="gramEnd"/>
+      <w:r>
+        <w:rPr>
+          <w:color w:val="000000" w:themeColor="text1"/>
+          <w:sz w:val="22"/>
+          <w:szCs w:val="22"/>
+        </w:rPr>
+        <w:t xml:space="preserve"> reveals how well </w:t>
+      </w:r>
+      <w:proofErr w:type="gramStart"/>
+      <w:r>
+        <w:rPr>
+          <w:color w:val="000000" w:themeColor="text1"/>
+          <w:sz w:val="22"/>
+          <w:szCs w:val="22"/>
+        </w:rPr>
+        <w:t>an architecture</w:t>
+      </w:r>
+      <w:proofErr w:type="gramEnd"/>
+      <w:r>
+        <w:rPr>
+          <w:color w:val="000000" w:themeColor="text1"/>
+          <w:sz w:val="22"/>
+          <w:szCs w:val="22"/>
+        </w:rPr>
+        <w:t xml:space="preserve"> satisfies each quality goal (e.g., 'Security goal is met') and identifies trade-offs between goals (e.g., 'Security hurts Performance'). for example</w:t>
       </w:r>
       <w:r>
         <w:rPr>
@@ -4033,13 +4705,23 @@
           <w:szCs w:val="22"/>
         </w:rPr>
       </w:pPr>
-      <w:r>
-        <w:rPr>
-          <w:color w:val="000000" w:themeColor="text1"/>
-          <w:sz w:val="22"/>
-          <w:szCs w:val="22"/>
-        </w:rPr>
-        <w:t>it compares different architectural decision alternatives (e.g., single database vs. distributed database) and assesses their consequences against the stakeholders' quality requirements — enabling informed decisions based on priorities.</w:t>
+      <w:proofErr w:type="gramStart"/>
+      <w:r>
+        <w:rPr>
+          <w:color w:val="000000" w:themeColor="text1"/>
+          <w:sz w:val="22"/>
+          <w:szCs w:val="22"/>
+        </w:rPr>
+        <w:t>it</w:t>
+      </w:r>
+      <w:proofErr w:type="gramEnd"/>
+      <w:r>
+        <w:rPr>
+          <w:color w:val="000000" w:themeColor="text1"/>
+          <w:sz w:val="22"/>
+          <w:szCs w:val="22"/>
+        </w:rPr>
+        <w:t xml:space="preserve"> compares different architectural decision alternatives (e.g., single database vs. distributed database) and assesses their consequences against the stakeholders' quality requirements — enabling informed decisions based on priorities.</w:t>
       </w:r>
       <w:r>
         <w:rPr>
@@ -4049,13 +4731,39 @@
         </w:rPr>
         <w:t xml:space="preserve"> </w:t>
       </w:r>
-      <w:r>
-        <w:rPr>
-          <w:color w:val="000000" w:themeColor="text1"/>
-          <w:sz w:val="22"/>
-          <w:szCs w:val="22"/>
-        </w:rPr>
-        <w:t>it means that we check our architecure and check the alternative design. to see how it would affect our quality attributes</w:t>
+      <w:proofErr w:type="gramStart"/>
+      <w:r>
+        <w:rPr>
+          <w:color w:val="000000" w:themeColor="text1"/>
+          <w:sz w:val="22"/>
+          <w:szCs w:val="22"/>
+        </w:rPr>
+        <w:t>it</w:t>
+      </w:r>
+      <w:proofErr w:type="gramEnd"/>
+      <w:r>
+        <w:rPr>
+          <w:color w:val="000000" w:themeColor="text1"/>
+          <w:sz w:val="22"/>
+          <w:szCs w:val="22"/>
+        </w:rPr>
+        <w:t xml:space="preserve"> means that we check our </w:t>
+      </w:r>
+      <w:r>
+        <w:rPr>
+          <w:color w:val="000000" w:themeColor="text1"/>
+          <w:sz w:val="22"/>
+          <w:szCs w:val="22"/>
+        </w:rPr>
+        <w:t>architecture</w:t>
+      </w:r>
+      <w:r>
+        <w:rPr>
+          <w:color w:val="000000" w:themeColor="text1"/>
+          <w:sz w:val="22"/>
+          <w:szCs w:val="22"/>
+        </w:rPr>
+        <w:t xml:space="preserve"> and check the alternative design. to see how it would affect our quality attributes</w:t>
       </w:r>
       <w:r>
         <w:rPr>
@@ -4117,24 +4825,58 @@
           <w:sz w:val="22"/>
           <w:szCs w:val="22"/>
         </w:rPr>
-        <w:t>easy to apply for all type of stakeholder, no formal method needed, structured and guided approach, explicit goals and scenarios.</w:t>
-      </w:r>
-    </w:p>
-    <w:p>
-      <w:pPr>
-        <w:rPr>
-          <w:color w:val="000000" w:themeColor="text1"/>
-          <w:sz w:val="22"/>
-          <w:szCs w:val="22"/>
-        </w:rPr>
-      </w:pPr>
-      <w:r>
-        <w:rPr>
-          <w:color w:val="000000" w:themeColor="text1"/>
-          <w:sz w:val="22"/>
-          <w:szCs w:val="22"/>
-        </w:rPr>
-        <w:t>requires experience and good, depends on the skills of the stakeholders</w:t>
+        <w:t xml:space="preserve">easy to apply for all </w:t>
+      </w:r>
+      <w:proofErr w:type="gramStart"/>
+      <w:r>
+        <w:rPr>
+          <w:color w:val="000000" w:themeColor="text1"/>
+          <w:sz w:val="22"/>
+          <w:szCs w:val="22"/>
+        </w:rPr>
+        <w:t>type</w:t>
+      </w:r>
+      <w:proofErr w:type="gramEnd"/>
+      <w:r>
+        <w:rPr>
+          <w:color w:val="000000" w:themeColor="text1"/>
+          <w:sz w:val="22"/>
+          <w:szCs w:val="22"/>
+        </w:rPr>
+        <w:t xml:space="preserve"> of stakeholder, no formal method needed, structured and guided approach, explicit goals and scenarios.</w:t>
+      </w:r>
+    </w:p>
+    <w:p>
+      <w:pPr>
+        <w:rPr>
+          <w:color w:val="000000" w:themeColor="text1"/>
+          <w:sz w:val="22"/>
+          <w:szCs w:val="22"/>
+        </w:rPr>
+      </w:pPr>
+      <w:r>
+        <w:rPr>
+          <w:color w:val="000000" w:themeColor="text1"/>
+          <w:sz w:val="22"/>
+          <w:szCs w:val="22"/>
+        </w:rPr>
+        <w:t>requires experience and</w:t>
+      </w:r>
+      <w:r>
+        <w:rPr>
+          <w:color w:val="000000" w:themeColor="text1"/>
+          <w:sz w:val="22"/>
+          <w:szCs w:val="22"/>
+        </w:rPr>
+        <w:t xml:space="preserve"> </w:t>
+      </w:r>
+      <w:r>
+        <w:rPr>
+          <w:color w:val="000000" w:themeColor="text1"/>
+          <w:sz w:val="22"/>
+          <w:szCs w:val="22"/>
+        </w:rPr>
+        <w:t>depends on the skills of the stakeholders</w:t>
       </w:r>
     </w:p>
     <w:p>
@@ -4183,7 +4925,25 @@
           <w:sz w:val="22"/>
           <w:szCs w:val="22"/>
         </w:rPr>
-        <w:t>The ATAM conceptual flow starts with business drivers, quality attributes, and scenarios as inputs. It analyzes the software architecture, architectural approaches, and decisions to find dependencies, impacts, and trade-offs between quality attributes. It then identifies sensitivity points (where small changes have big effects), risks (potential future problems), and non-risks (good decisions). These are distilled into risk themes, and the process repeats until all major risks are properly mitigated.</w:t>
+        <w:t xml:space="preserve">The ATAM conceptual flow starts with business drivers, quality attributes, and scenarios as inputs. It analyzes </w:t>
+      </w:r>
+      <w:proofErr w:type="gramStart"/>
+      <w:r>
+        <w:rPr>
+          <w:color w:val="000000" w:themeColor="text1"/>
+          <w:sz w:val="22"/>
+          <w:szCs w:val="22"/>
+        </w:rPr>
+        <w:t>the software</w:t>
+      </w:r>
+      <w:proofErr w:type="gramEnd"/>
+      <w:r>
+        <w:rPr>
+          <w:color w:val="000000" w:themeColor="text1"/>
+          <w:sz w:val="22"/>
+          <w:szCs w:val="22"/>
+        </w:rPr>
+        <w:t xml:space="preserve"> architecture, architectural approaches, and decisions to find dependencies, impacts, and trade-offs between quality attributes. It then identifies sensitivity points (where small changes have big effects), risks (potential future problems), and non-risks (good decisions). These are distilled into risk themes, and the process repeats until all major risks are properly mitigated.</w:t>
       </w:r>
       <w:r>
         <w:rPr>
@@ -4602,8 +5362,18 @@
           <w:sz w:val="22"/>
           <w:szCs w:val="22"/>
         </w:rPr>
-        <w:t>The major stakeholders: the user, admin, regulatories</w:t>
-      </w:r>
+        <w:t xml:space="preserve">The major stakeholders: the user, admin, </w:t>
+      </w:r>
+      <w:proofErr w:type="spellStart"/>
+      <w:r>
+        <w:rPr>
+          <w:color w:val="000000" w:themeColor="text1"/>
+          <w:sz w:val="22"/>
+          <w:szCs w:val="22"/>
+        </w:rPr>
+        <w:t>regulatories</w:t>
+      </w:r>
+      <w:proofErr w:type="spellEnd"/>
     </w:p>
     <w:p>
       <w:pPr>
@@ -4647,16 +5417,7 @@
           <w:color w:val="000000" w:themeColor="text1"/>
           <w:u w:val="single"/>
         </w:rPr>
-        <w:t>ATAM – Architecture</w:t>
-      </w:r>
-      <w:r>
-        <w:rPr>
-          <w:b/>
-          <w:bCs/>
-          <w:color w:val="000000" w:themeColor="text1"/>
-          <w:u w:val="single"/>
-        </w:rPr>
-        <w:t>:</w:t>
+        <w:t>ATAM – Architecture:</w:t>
       </w:r>
     </w:p>
     <w:p>
@@ -4700,32 +5461,42 @@
           <w:sz w:val="22"/>
           <w:szCs w:val="22"/>
         </w:rPr>
-        <w:t xml:space="preserve">; </w:t>
-      </w:r>
-      <w:r>
-        <w:rPr>
-          <w:color w:val="000000" w:themeColor="text1"/>
-          <w:sz w:val="22"/>
-          <w:szCs w:val="22"/>
-        </w:rPr>
-        <w:t>Required hardware platforms, OS, middleware, programming languages, and OTS functionality</w:t>
-      </w:r>
-    </w:p>
-    <w:p>
-      <w:pPr>
-        <w:rPr>
-          <w:color w:val="000000" w:themeColor="text1"/>
-          <w:sz w:val="22"/>
-          <w:szCs w:val="22"/>
-        </w:rPr>
-      </w:pPr>
-      <w:r>
-        <w:rPr>
-          <w:color w:val="000000" w:themeColor="text1"/>
-          <w:sz w:val="22"/>
-          <w:szCs w:val="22"/>
-        </w:rPr>
-        <w:t>any other system that system interact with or rely on</w:t>
+        <w:t>; Required hardware platforms, OS, middleware, programming languages, and OTS functionality</w:t>
+      </w:r>
+    </w:p>
+    <w:p>
+      <w:pPr>
+        <w:rPr>
+          <w:color w:val="000000" w:themeColor="text1"/>
+          <w:sz w:val="22"/>
+          <w:szCs w:val="22"/>
+        </w:rPr>
+      </w:pPr>
+      <w:r>
+        <w:rPr>
+          <w:color w:val="000000" w:themeColor="text1"/>
+          <w:sz w:val="22"/>
+          <w:szCs w:val="22"/>
+        </w:rPr>
+        <w:t xml:space="preserve">any other system that system </w:t>
+      </w:r>
+      <w:proofErr w:type="gramStart"/>
+      <w:r>
+        <w:rPr>
+          <w:color w:val="000000" w:themeColor="text1"/>
+          <w:sz w:val="22"/>
+          <w:szCs w:val="22"/>
+        </w:rPr>
+        <w:t>interact</w:t>
+      </w:r>
+      <w:proofErr w:type="gramEnd"/>
+      <w:r>
+        <w:rPr>
+          <w:color w:val="000000" w:themeColor="text1"/>
+          <w:sz w:val="22"/>
+          <w:szCs w:val="22"/>
+        </w:rPr>
+        <w:t xml:space="preserve"> with or rely on</w:t>
       </w:r>
     </w:p>
     <w:p>
@@ -4762,13 +5533,23 @@
         </w:rPr>
         <w:t xml:space="preserve">, </w:t>
       </w:r>
-      <w:r>
-        <w:rPr>
-          <w:color w:val="000000" w:themeColor="text1"/>
-          <w:sz w:val="22"/>
-          <w:szCs w:val="22"/>
-        </w:rPr>
-        <w:t>Sets of architectural design decisions employed to solve a problem Typically architectural patterns and styles</w:t>
+      <w:proofErr w:type="gramStart"/>
+      <w:r>
+        <w:rPr>
+          <w:color w:val="000000" w:themeColor="text1"/>
+          <w:sz w:val="22"/>
+          <w:szCs w:val="22"/>
+        </w:rPr>
+        <w:t>Sets</w:t>
+      </w:r>
+      <w:proofErr w:type="gramEnd"/>
+      <w:r>
+        <w:rPr>
+          <w:color w:val="000000" w:themeColor="text1"/>
+          <w:sz w:val="22"/>
+          <w:szCs w:val="22"/>
+        </w:rPr>
+        <w:t xml:space="preserve"> of architectural design decisions employed to solve a problem Typically architectural patterns and styles</w:t>
       </w:r>
     </w:p>
     <w:p>
@@ -4858,52 +5639,98 @@
           <w:sz w:val="22"/>
           <w:szCs w:val="22"/>
         </w:rPr>
-        <w:t>Based on answers, further analysis may be performed</w:t>
-      </w:r>
-    </w:p>
-    <w:p>
-      <w:pPr>
-        <w:rPr>
-          <w:color w:val="000000" w:themeColor="text1"/>
-          <w:sz w:val="22"/>
-          <w:szCs w:val="22"/>
-        </w:rPr>
-      </w:pPr>
-      <w:r>
-        <w:rPr>
-          <w:color w:val="000000" w:themeColor="text1"/>
-          <w:sz w:val="22"/>
-          <w:szCs w:val="22"/>
-        </w:rPr>
-        <w:t>In ATAM analysis, architects and the evaluation team identify four things: Risks (potential future problems, grouped into risk themes), Non-Risks (safe, good decisions), Sensitivity Points (where small changes have big effects on quality), and Trade-off Points (where improving one quality hurts another). These outputs guide mitigation efforts and inform architectural decisions.</w:t>
-      </w:r>
-    </w:p>
-    <w:p>
-      <w:pPr>
-        <w:rPr>
-          <w:color w:val="000000" w:themeColor="text1"/>
-          <w:sz w:val="22"/>
-          <w:szCs w:val="22"/>
-        </w:rPr>
-      </w:pPr>
-    </w:p>
-    <w:p>
-      <w:pPr>
-        <w:rPr>
-          <w:b/>
-          <w:bCs/>
-          <w:color w:val="000000" w:themeColor="text1"/>
-          <w:u w:val="single"/>
-        </w:rPr>
-      </w:pPr>
-      <w:r>
-        <w:rPr>
-          <w:b/>
-          <w:bCs/>
-          <w:color w:val="000000" w:themeColor="text1"/>
-          <w:u w:val="single"/>
-        </w:rPr>
-        <w:t>ATM Outputs</w:t>
+        <w:t xml:space="preserve">Based on answers, further analysis may be </w:t>
+      </w:r>
+      <w:proofErr w:type="gramStart"/>
+      <w:r>
+        <w:rPr>
+          <w:color w:val="000000" w:themeColor="text1"/>
+          <w:sz w:val="22"/>
+          <w:szCs w:val="22"/>
+        </w:rPr>
+        <w:t>performed</w:t>
+      </w:r>
+      <w:proofErr w:type="gramEnd"/>
+    </w:p>
+    <w:p>
+      <w:pPr>
+        <w:rPr>
+          <w:color w:val="000000" w:themeColor="text1"/>
+          <w:sz w:val="22"/>
+          <w:szCs w:val="22"/>
+        </w:rPr>
+      </w:pPr>
+      <w:r>
+        <w:rPr>
+          <w:color w:val="000000" w:themeColor="text1"/>
+          <w:sz w:val="22"/>
+          <w:szCs w:val="22"/>
+        </w:rPr>
+        <w:t xml:space="preserve">In ATAM analysis, architects and the evaluation team identify four things: Risks (potential future problems, grouped into risk themes), </w:t>
+      </w:r>
+      <w:proofErr w:type="gramStart"/>
+      <w:r>
+        <w:rPr>
+          <w:color w:val="000000" w:themeColor="text1"/>
+          <w:sz w:val="22"/>
+          <w:szCs w:val="22"/>
+        </w:rPr>
+        <w:t>Non-Risks</w:t>
+      </w:r>
+      <w:proofErr w:type="gramEnd"/>
+      <w:r>
+        <w:rPr>
+          <w:color w:val="000000" w:themeColor="text1"/>
+          <w:sz w:val="22"/>
+          <w:szCs w:val="22"/>
+        </w:rPr>
+        <w:t xml:space="preserve"> (safe, good decisions), Sensitivity Points (where small changes have big effects on quality), and Trade-off Points (where improving one quality hurts another). These outputs guide mitigation efforts and inform architectural decisions.</w:t>
+      </w:r>
+    </w:p>
+    <w:p>
+      <w:pPr>
+        <w:rPr>
+          <w:color w:val="000000" w:themeColor="text1"/>
+          <w:sz w:val="22"/>
+          <w:szCs w:val="22"/>
+        </w:rPr>
+      </w:pPr>
+    </w:p>
+    <w:p>
+      <w:pPr>
+        <w:rPr>
+          <w:b/>
+          <w:bCs/>
+          <w:color w:val="000000" w:themeColor="text1"/>
+          <w:u w:val="single"/>
+        </w:rPr>
+      </w:pPr>
+      <w:r>
+        <w:rPr>
+          <w:b/>
+          <w:bCs/>
+          <w:color w:val="000000" w:themeColor="text1"/>
+          <w:u w:val="single"/>
+        </w:rPr>
+        <w:t>AT</w:t>
+      </w:r>
+      <w:r>
+        <w:rPr>
+          <w:b/>
+          <w:bCs/>
+          <w:color w:val="000000" w:themeColor="text1"/>
+          <w:u w:val="single"/>
+        </w:rPr>
+        <w:t>A</w:t>
+      </w:r>
+      <w:r>
+        <w:rPr>
+          <w:b/>
+          <w:bCs/>
+          <w:color w:val="000000" w:themeColor="text1"/>
+          <w:u w:val="single"/>
+        </w:rPr>
+        <w:t>M Outputs</w:t>
       </w:r>
       <w:r>
         <w:rPr>
@@ -6020,6 +6847,7 @@
   <w:style w:type="character" w:default="1" w:styleId="DefaultParagraphFont">
     <w:name w:val="Default Paragraph Font"/>
     <w:uiPriority w:val="1"/>
+    <w:semiHidden/>
     <w:unhideWhenUsed/>
   </w:style>
   <w:style w:type="table" w:default="1" w:styleId="TableNormal">
